--- a/docs/guides/word/Guide_analyse.docx
+++ b/docs/guides/word/Guide_analyse.docx
@@ -424,6 +424,45 @@
           <w:szCs w:val="20"/>
         </w:rPr>
         <w:t xml:space="preserve"> : survoler un graphique donne la valeur exacte ; les légendes masquent ou montrent une série.</w:t>
+      </w:r>
+    </w:p>
+    <w:p>
+      <w:pPr>
+        <w:tabs>
+          <w:tab w:val="left" w:pos="360"/>
+        </w:tabs>
+        <w:spacing w:after="60"/>
+        <w:ind w:left="360" w:hanging="360"/>
+        <w:jc w:val="both"/>
+      </w:pPr>
+      <w:r>
+        <w:rPr>
+          <w:rFonts w:ascii="Calibri" w:cs="Calibri" w:eastAsia="Calibri" w:hAnsi="Calibri"/>
+          <w:b/>
+          <w:bCs/>
+          <w:color w:val="1A9E9E"/>
+          <w:sz w:val="20"/>
+          <w:szCs w:val="20"/>
+        </w:rPr>
+        <w:t xml:space="preserve">•	</w:t>
+      </w:r>
+      <w:r>
+        <w:rPr>
+          <w:rFonts w:ascii="Calibri" w:cs="Calibri" w:eastAsia="Calibri" w:hAnsi="Calibri"/>
+          <w:b/>
+          <w:bCs/>
+          <w:sz w:val="20"/>
+          <w:szCs w:val="20"/>
+        </w:rPr>
+        <w:t xml:space="preserve">Excel</w:t>
+      </w:r>
+      <w:r>
+        <w:rPr>
+          <w:rFonts w:ascii="Calibri" w:cs="Calibri" w:eastAsia="Calibri" w:hAnsi="Calibri"/>
+          <w:sz w:val="20"/>
+          <w:szCs w:val="20"/>
+        </w:rPr>
+        <w:t xml:space="preserve"> : le bouton « Excel » télécharge toutes les données de l'écran, pour la période choisie, dans un classeur : un onglet de synthèse (société, période, fiabilité, indicateurs), un onglet des constats, puis un onglet par tableau ou graphique de l'écran, avec filtres. Les chiffres y sont des nombres, prêts pour un tableau croisé dynamique.</w:t>
       </w:r>
     </w:p>
     <w:p>

--- a/docs/guides/word/Guide_analyse.docx
+++ b/docs/guides/word/Guide_analyse.docx
@@ -210,7 +210,7 @@
           <w:sz w:val="20"/>
           <w:szCs w:val="20"/>
         </w:rPr>
-        <w:t xml:space="preserve">Deux sociétés, un seul compte : si votre compte est ouvert à EGUITRA GROUP SARLU et à MB AxisPro Consulting, choisissez la société de travail avec le sélecteur en haut de l'écran ; l'écran se recharge sur les données de cette société. Les comptabilités restent séparées. La direction et la finance disposent aussi de la vue « Groupe consolidé » qui réunit les deux.</w:t>
+        <w:t xml:space="preserve">Deux sociétés, un seul compte : si votre compte est ouvert à EGUITRA GROUP SARLU et à MB AxisPro, choisissez la société de travail avec le sélecteur en haut de l'écran ; l'écran se recharge sur les données de cette société. Les comptabilités restent séparées. La direction et la finance disposent aussi de la vue « Groupe consolidé » qui réunit les deux.</w:t>
       </w:r>
     </w:p>
     <w:p>
@@ -258,7 +258,7 @@
           <w:sz w:val="20"/>
           <w:szCs w:val="20"/>
         </w:rPr>
-        <w:t xml:space="preserve">Analyse répond aux questions du dirigeant à partir des données saisies dans NIMOVA, sans rien ressaisir et sans rien modifier. Son contenu dépend de la société choisie dans la colonne de gauche : pour EGUITRA GROUP SARLU, la santé financière, la trésorerie, les clients, la flotte et les routes, les dépenses et l'atterrissage de l'exercice ; pour MB AxisPro Consulting, le portefeuille de projets, leurs faiblesses, la qualité des décisions de comité, les financements, l'activité et les honoraires du cabinet. Un compte ouvert aux deux sociétés passe de l'une à l'autre par le sélecteur de société.</w:t>
+        <w:t xml:space="preserve">Analyse répond aux questions du dirigeant à partir des données saisies dans NIMOVA, sans rien ressaisir et sans rien modifier. Son contenu dépend de la société choisie dans la colonne de gauche : pour EGUITRA GROUP SARLU, la santé financière, la trésorerie, les clients, la flotte et les routes, les dépenses et l'atterrissage de l'exercice ; pour MB AxisPro, le portefeuille de projets, leurs faiblesses, la qualité des décisions de comité, les financements, l'activité et les honoraires du cabinet. Un compte ouvert aux deux sociétés passe de l'une à l'autre par le sélecteur de société.</w:t>
       </w:r>
     </w:p>
     <w:p>
@@ -1480,7 +1480,7 @@
           <w:sz w:val="26"/>
           <w:szCs w:val="26"/>
         </w:rPr>
-        <w:t xml:space="preserve">MB AxisPro Consulting</w:t>
+        <w:t xml:space="preserve">MB AxisPro</w:t>
       </w:r>
     </w:p>
     <w:tbl>

--- a/docs/guides/word/Guide_analyse.docx
+++ b/docs/guides/word/Guide_analyse.docx
@@ -11,7 +11,7 @@
           <wp:inline distT="0" distB="0" distL="0" distR="0">
             <wp:extent cx="1428750" cy="476250"/>
             <wp:effectExtent t="0" r="0" b="0" l="0"/>
-            <wp:docPr id="2" name="" descr="" title=""/>
+            <wp:docPr id="3" name="" descr="" title=""/>
             <wp:cNvGraphicFramePr>
               <a:graphicFrameLocks xmlns:a="http://schemas.openxmlformats.org/drawingml/2006/main" noChangeAspect="1"/>
             </wp:cNvGraphicFramePr>
@@ -210,7 +210,7 @@
           <w:sz w:val="20"/>
           <w:szCs w:val="20"/>
         </w:rPr>
-        <w:t xml:space="preserve">Deux sociétés, un seul compte : si votre compte est ouvert à EGUITRA GROUP SARLU et à MB AxisPro, choisissez la société de travail avec le sélecteur en haut de l'écran ; l'écran se recharge sur les données de cette société. Les comptabilités restent séparées. La direction et la finance disposent aussi de la vue « Groupe consolidé » qui réunit les deux.</w:t>
+        <w:t xml:space="preserve">Deux sociétés, un seul compte : si votre compte est ouvert à EGUITRA GROUP SARLU et à MB AxisPro Consulting, choisissez la société de travail avec le sélecteur en haut de l'écran ; l'écran se recharge sur les données de cette société. Les comptabilités restent séparées. La direction et la finance disposent aussi de la vue « Groupe consolidé » qui réunit les deux.</w:t>
       </w:r>
     </w:p>
     <w:p>
@@ -258,7 +258,7 @@
           <w:sz w:val="20"/>
           <w:szCs w:val="20"/>
         </w:rPr>
-        <w:t xml:space="preserve">Analyse répond aux questions du dirigeant à partir des données saisies dans NIMOVA, sans rien ressaisir et sans rien modifier. Son contenu dépend de la société choisie dans la colonne de gauche : pour EGUITRA GROUP SARLU, la santé financière, la trésorerie, les clients, la flotte et les routes, les dépenses et l'atterrissage de l'exercice ; pour MB AxisPro, le portefeuille de projets, leurs faiblesses, la qualité des décisions de comité, les financements, l'activité et les honoraires du cabinet. Un compte ouvert aux deux sociétés passe de l'une à l'autre par le sélecteur de société.</w:t>
+        <w:t xml:space="preserve">Analyse répond aux questions du dirigeant à partir des données saisies dans NIMOVA, sans rien ressaisir et sans rien modifier. Son contenu dépend de la société choisie dans la colonne de gauche : pour EGUITRA GROUP SARLU, la santé financière, la trésorerie, les clients, la flotte et les routes, les dépenses et l'atterrissage de l'exercice ; pour MB AxisPro Consulting, le portefeuille de projets, leurs faiblesses, la qualité des décisions de comité, les financements, l'activité et les honoraires du cabinet. Un compte ouvert aux deux sociétés passe de l'une à l'autre par le sélecteur de société.</w:t>
       </w:r>
     </w:p>
     <w:p>
@@ -1480,7 +1480,7 @@
           <w:sz w:val="26"/>
           <w:szCs w:val="26"/>
         </w:rPr>
-        <w:t xml:space="preserve">MB AxisPro</w:t>
+        <w:t xml:space="preserve">MB AxisPro Consulting</w:t>
       </w:r>
     </w:p>
     <w:tbl>

--- a/docs/guides/word/Guide_analyse.docx
+++ b/docs/guides/word/Guide_analyse.docx
@@ -225,6 +225,214 @@
           <w:szCs w:val="20"/>
         </w:rPr>
         <w:t xml:space="preserve">Téléphone perdu ou changé : demander à l'administrateur de réinitialiser la double authentification. Mot de passe oublié : l'administrateur en remet un nouveau, provisoire. Les sessions expirent d'elles-mêmes au bout de quelques heures ; toutes les connexions sont journalisées.</w:t>
+      </w:r>
+    </w:p>
+    <w:p>
+      <w:pPr>
+        <w:keepNext/>
+        <w:pBdr>
+          <w:bottom w:val="single" w:color="1A9E9E" w:sz="6" w:space="2"/>
+        </w:pBdr>
+        <w:spacing w:after="100" w:before="280"/>
+      </w:pPr>
+      <w:r>
+        <w:rPr>
+          <w:rFonts w:ascii="Calibri" w:cs="Calibri" w:eastAsia="Calibri" w:hAnsi="Calibri"/>
+          <w:b/>
+          <w:bCs/>
+          <w:color w:val="1C1E6B"/>
+          <w:sz w:val="26"/>
+          <w:szCs w:val="26"/>
+        </w:rPr>
+        <w:t xml:space="preserve">Comptes internes : la discussion</w:t>
+      </w:r>
+    </w:p>
+    <w:p>
+      <w:pPr>
+        <w:spacing w:after="100"/>
+        <w:jc w:val="both"/>
+      </w:pPr>
+      <w:r>
+        <w:rPr>
+          <w:rFonts w:ascii="Calibri" w:cs="Calibri" w:eastAsia="Calibri" w:hAnsi="Calibri"/>
+          <w:sz w:val="20"/>
+          <w:szCs w:val="20"/>
+        </w:rPr>
+        <w:t xml:space="preserve">Pour échanger entre collègues sans quitter la plateforme (jamais avec les porteurs de projets, qui écrivent à leur consultant depuis le portail).</w:t>
+      </w:r>
+    </w:p>
+    <w:p>
+      <w:pPr>
+        <w:tabs>
+          <w:tab w:val="left" w:pos="360"/>
+        </w:tabs>
+        <w:spacing w:after="60"/>
+        <w:ind w:left="360" w:hanging="360"/>
+        <w:jc w:val="both"/>
+      </w:pPr>
+      <w:r>
+        <w:rPr>
+          <w:rFonts w:ascii="Calibri" w:cs="Calibri" w:eastAsia="Calibri" w:hAnsi="Calibri"/>
+          <w:b/>
+          <w:bCs/>
+          <w:color w:val="1A9E9E"/>
+          <w:sz w:val="20"/>
+          <w:szCs w:val="20"/>
+        </w:rPr>
+        <w:t xml:space="preserve">•	</w:t>
+      </w:r>
+      <w:r>
+        <w:rPr>
+          <w:rFonts w:ascii="Calibri" w:cs="Calibri" w:eastAsia="Calibri" w:hAnsi="Calibri"/>
+          <w:sz w:val="20"/>
+          <w:szCs w:val="20"/>
+        </w:rPr>
+        <w:t xml:space="preserve">L'icône à bulles, en haut de l'écran, ouvre le panneau de discussion ; le chiffre sur l'icône compte les messages non lus. « Pleine page » ouvre la même discussion en grand.</w:t>
+      </w:r>
+    </w:p>
+    <w:p>
+      <w:pPr>
+        <w:tabs>
+          <w:tab w:val="left" w:pos="360"/>
+        </w:tabs>
+        <w:spacing w:after="60"/>
+        <w:ind w:left="360" w:hanging="360"/>
+        <w:jc w:val="both"/>
+      </w:pPr>
+      <w:r>
+        <w:rPr>
+          <w:rFonts w:ascii="Calibri" w:cs="Calibri" w:eastAsia="Calibri" w:hAnsi="Calibri"/>
+          <w:b/>
+          <w:bCs/>
+          <w:color w:val="1A9E9E"/>
+          <w:sz w:val="20"/>
+          <w:szCs w:val="20"/>
+        </w:rPr>
+        <w:t xml:space="preserve">•	</w:t>
+      </w:r>
+      <w:r>
+        <w:rPr>
+          <w:rFonts w:ascii="Calibri" w:cs="Calibri" w:eastAsia="Calibri" w:hAnsi="Calibri"/>
+          <w:sz w:val="20"/>
+          <w:szCs w:val="20"/>
+        </w:rPr>
+        <w:t xml:space="preserve">« Nouvelle » : « À deux » (choisir un collègue) ou « Groupe » (un nom, des collègues). Seuls les collègues qui partagent au moins une société avec vous sont proposés. Le créateur d'un groupe en est le responsable : lui seul y ajoute ou en retire des membres ; chacun peut le quitter.</w:t>
+      </w:r>
+    </w:p>
+    <w:p>
+      <w:pPr>
+        <w:tabs>
+          <w:tab w:val="left" w:pos="360"/>
+        </w:tabs>
+        <w:spacing w:after="60"/>
+        <w:ind w:left="360" w:hanging="360"/>
+        <w:jc w:val="both"/>
+      </w:pPr>
+      <w:r>
+        <w:rPr>
+          <w:rFonts w:ascii="Calibri" w:cs="Calibri" w:eastAsia="Calibri" w:hAnsi="Calibri"/>
+          <w:b/>
+          <w:bCs/>
+          <w:color w:val="1A9E9E"/>
+          <w:sz w:val="20"/>
+          <w:szCs w:val="20"/>
+        </w:rPr>
+        <w:t xml:space="preserve">•	</w:t>
+      </w:r>
+      <w:r>
+        <w:rPr>
+          <w:rFonts w:ascii="Calibri" w:cs="Calibri" w:eastAsia="Calibri" w:hAnsi="Calibri"/>
+          <w:sz w:val="20"/>
+          <w:szCs w:val="20"/>
+        </w:rPr>
+        <w:t xml:space="preserve">Sur une fiche (dossier AxisPro, chantier, rotation, bien), le bouton « Discussion » ouvre la conversation de la fiche, ouverte à tous ceux qui peuvent lire la fiche.</w:t>
+      </w:r>
+    </w:p>
+    <w:p>
+      <w:pPr>
+        <w:tabs>
+          <w:tab w:val="left" w:pos="360"/>
+        </w:tabs>
+        <w:spacing w:after="60"/>
+        <w:ind w:left="360" w:hanging="360"/>
+        <w:jc w:val="both"/>
+      </w:pPr>
+      <w:r>
+        <w:rPr>
+          <w:rFonts w:ascii="Calibri" w:cs="Calibri" w:eastAsia="Calibri" w:hAnsi="Calibri"/>
+          <w:b/>
+          <w:bCs/>
+          <w:color w:val="1A9E9E"/>
+          <w:sz w:val="20"/>
+          <w:szCs w:val="20"/>
+        </w:rPr>
+        <w:t xml:space="preserve">•	</w:t>
+      </w:r>
+      <w:r>
+        <w:rPr>
+          <w:rFonts w:ascii="Calibri" w:cs="Calibri" w:eastAsia="Calibri" w:hAnsi="Calibri"/>
+          <w:sz w:val="20"/>
+          <w:szCs w:val="20"/>
+        </w:rPr>
+        <w:t xml:space="preserve">Écrire : Entrée envoie, Maj + Entrée passe à la ligne ; le trombone joint jusqu'à cinq fichiers (PDF, JPEG, PNG, Word .docx ou Excel .xlsx, 20 Mo chacun). « Répondre » cite un message ; « Retirer » efface pour tous un message que vous avez envoyé (« Message retiré » reste affiché).</w:t>
+      </w:r>
+    </w:p>
+    <w:p>
+      <w:pPr>
+        <w:tabs>
+          <w:tab w:val="left" w:pos="360"/>
+        </w:tabs>
+        <w:spacing w:after="60"/>
+        <w:ind w:left="360" w:hanging="360"/>
+        <w:jc w:val="both"/>
+      </w:pPr>
+      <w:r>
+        <w:rPr>
+          <w:rFonts w:ascii="Calibri" w:cs="Calibri" w:eastAsia="Calibri" w:hAnsi="Calibri"/>
+          <w:b/>
+          <w:bCs/>
+          <w:color w:val="1A9E9E"/>
+          <w:sz w:val="20"/>
+          <w:szCs w:val="20"/>
+        </w:rPr>
+        <w:t xml:space="preserve">•	</w:t>
+      </w:r>
+      <w:r>
+        <w:rPr>
+          <w:rFonts w:ascii="Calibri" w:cs="Calibri" w:eastAsia="Calibri" w:hAnsi="Calibri"/>
+          <w:sz w:val="20"/>
+          <w:szCs w:val="20"/>
+        </w:rPr>
+        <w:t xml:space="preserve">Les nouveaux messages arrivent d'eux-mêmes en quelques secondes. Ils ne vous gardent pas connecté : sans geste de votre part, la déconnexion après inactivité s'applique.</w:t>
+      </w:r>
+    </w:p>
+    <w:p>
+      <w:pPr>
+        <w:tabs>
+          <w:tab w:val="left" w:pos="360"/>
+        </w:tabs>
+        <w:spacing w:after="60"/>
+        <w:ind w:left="360" w:hanging="360"/>
+        <w:jc w:val="both"/>
+      </w:pPr>
+      <w:r>
+        <w:rPr>
+          <w:rFonts w:ascii="Calibri" w:cs="Calibri" w:eastAsia="Calibri" w:hAnsi="Calibri"/>
+          <w:b/>
+          <w:bCs/>
+          <w:color w:val="1A9E9E"/>
+          <w:sz w:val="20"/>
+          <w:szCs w:val="20"/>
+        </w:rPr>
+        <w:t xml:space="preserve">•	</w:t>
+      </w:r>
+      <w:r>
+        <w:rPr>
+          <w:rFonts w:ascii="Calibri" w:cs="Calibri" w:eastAsia="Calibri" w:hAnsi="Calibri"/>
+          <w:sz w:val="20"/>
+          <w:szCs w:val="20"/>
+        </w:rPr>
+        <w:t xml:space="preserve">Confidentialité : une conversation n'est lue que par ses membres, l'administration comprise.</w:t>
       </w:r>
     </w:p>
     <w:p>
